--- a/reports/teaching/Final_Interview_Readiness_Audit.docx
+++ b/reports/teaching/Final_Interview_Readiness_Audit.docx
@@ -8027,10 +8027,10 @@
         </w:tblBorders>
       </w:tblPr>
       <w:tblGrid>
-        <w:gridCol w:w="2019"/>
-        <w:gridCol w:w="1618"/>
-        <w:gridCol w:w="2575"/>
-        <w:gridCol w:w="3534"/>
+        <w:gridCol w:w="2015"/>
+        <w:gridCol w:w="1616"/>
+        <w:gridCol w:w="2565"/>
+        <w:gridCol w:w="3550"/>
       </w:tblGrid>
       <w:tr>
         <w:trPr>
@@ -8039,7 +8039,7 @@
         </w:trPr>
         <w:tc>
           <w:tcPr>
-            <w:tcW w:type="dxa" w:w="2019"/>
+            <w:tcW w:type="dxa" w:w="2015"/>
             <w:tcBorders>
               <w:top w:val="single" w:color="BFC7D5" w:sz="4"/>
               <w:left w:val="single" w:color="BFC7D5" w:sz="4"/>
@@ -8072,7 +8072,7 @@
         </w:tc>
         <w:tc>
           <w:tcPr>
-            <w:tcW w:type="dxa" w:w="1618"/>
+            <w:tcW w:type="dxa" w:w="1616"/>
             <w:tcBorders>
               <w:top w:val="single" w:color="BFC7D5" w:sz="4"/>
               <w:left w:val="single" w:color="BFC7D5" w:sz="4"/>
@@ -8105,7 +8105,7 @@
         </w:tc>
         <w:tc>
           <w:tcPr>
-            <w:tcW w:type="dxa" w:w="2575"/>
+            <w:tcW w:type="dxa" w:w="2565"/>
             <w:tcBorders>
               <w:top w:val="single" w:color="BFC7D5" w:sz="4"/>
               <w:left w:val="single" w:color="BFC7D5" w:sz="4"/>
@@ -8138,7 +8138,7 @@
         </w:tc>
         <w:tc>
           <w:tcPr>
-            <w:tcW w:type="dxa" w:w="3534"/>
+            <w:tcW w:type="dxa" w:w="3550"/>
             <w:tcBorders>
               <w:top w:val="single" w:color="BFC7D5" w:sz="4"/>
               <w:left w:val="single" w:color="BFC7D5" w:sz="4"/>
@@ -8177,7 +8177,7 @@
         </w:trPr>
         <w:tc>
           <w:tcPr>
-            <w:tcW w:type="dxa" w:w="2019"/>
+            <w:tcW w:type="dxa" w:w="2015"/>
             <w:tcBorders>
               <w:top w:val="single" w:color="BFC7D5" w:sz="4"/>
               <w:left w:val="single" w:color="BFC7D5" w:sz="4"/>
@@ -8208,7 +8208,7 @@
         </w:tc>
         <w:tc>
           <w:tcPr>
-            <w:tcW w:type="dxa" w:w="1618"/>
+            <w:tcW w:type="dxa" w:w="1616"/>
             <w:tcBorders>
               <w:top w:val="single" w:color="BFC7D5" w:sz="4"/>
               <w:left w:val="single" w:color="BFC7D5" w:sz="4"/>
@@ -8239,7 +8239,7 @@
         </w:tc>
         <w:tc>
           <w:tcPr>
-            <w:tcW w:type="dxa" w:w="2575"/>
+            <w:tcW w:type="dxa" w:w="2565"/>
             <w:tcBorders>
               <w:top w:val="single" w:color="BFC7D5" w:sz="4"/>
               <w:left w:val="single" w:color="BFC7D5" w:sz="4"/>
@@ -8270,7 +8270,7 @@
         </w:tc>
         <w:tc>
           <w:tcPr>
-            <w:tcW w:type="dxa" w:w="3534"/>
+            <w:tcW w:type="dxa" w:w="3550"/>
             <w:tcBorders>
               <w:top w:val="single" w:color="BFC7D5" w:sz="4"/>
               <w:left w:val="single" w:color="BFC7D5" w:sz="4"/>
@@ -8307,7 +8307,7 @@
         </w:trPr>
         <w:tc>
           <w:tcPr>
-            <w:tcW w:type="dxa" w:w="2019"/>
+            <w:tcW w:type="dxa" w:w="2015"/>
             <w:tcBorders>
               <w:top w:val="single" w:color="BFC7D5" w:sz="4"/>
               <w:left w:val="single" w:color="BFC7D5" w:sz="4"/>
@@ -8338,7 +8338,7 @@
         </w:tc>
         <w:tc>
           <w:tcPr>
-            <w:tcW w:type="dxa" w:w="1618"/>
+            <w:tcW w:type="dxa" w:w="1616"/>
             <w:tcBorders>
               <w:top w:val="single" w:color="BFC7D5" w:sz="4"/>
               <w:left w:val="single" w:color="BFC7D5" w:sz="4"/>
@@ -8369,7 +8369,7 @@
         </w:tc>
         <w:tc>
           <w:tcPr>
-            <w:tcW w:type="dxa" w:w="2575"/>
+            <w:tcW w:type="dxa" w:w="2565"/>
             <w:tcBorders>
               <w:top w:val="single" w:color="BFC7D5" w:sz="4"/>
               <w:left w:val="single" w:color="BFC7D5" w:sz="4"/>
@@ -8400,7 +8400,7 @@
         </w:tc>
         <w:tc>
           <w:tcPr>
-            <w:tcW w:type="dxa" w:w="3534"/>
+            <w:tcW w:type="dxa" w:w="3550"/>
             <w:tcBorders>
               <w:top w:val="single" w:color="BFC7D5" w:sz="4"/>
               <w:left w:val="single" w:color="BFC7D5" w:sz="4"/>
@@ -8464,7 +8464,7 @@
         </w:trPr>
         <w:tc>
           <w:tcPr>
-            <w:tcW w:type="dxa" w:w="2019"/>
+            <w:tcW w:type="dxa" w:w="2015"/>
             <w:tcBorders>
               <w:top w:val="single" w:color="BFC7D5" w:sz="4"/>
               <w:left w:val="single" w:color="BFC7D5" w:sz="4"/>
@@ -8495,7 +8495,7 @@
         </w:tc>
         <w:tc>
           <w:tcPr>
-            <w:tcW w:type="dxa" w:w="1618"/>
+            <w:tcW w:type="dxa" w:w="1616"/>
             <w:tcBorders>
               <w:top w:val="single" w:color="BFC7D5" w:sz="4"/>
               <w:left w:val="single" w:color="BFC7D5" w:sz="4"/>
@@ -8526,7 +8526,7 @@
         </w:tc>
         <w:tc>
           <w:tcPr>
-            <w:tcW w:type="dxa" w:w="2575"/>
+            <w:tcW w:type="dxa" w:w="2565"/>
             <w:tcBorders>
               <w:top w:val="single" w:color="BFC7D5" w:sz="4"/>
               <w:left w:val="single" w:color="BFC7D5" w:sz="4"/>
@@ -8557,7 +8557,7 @@
         </w:tc>
         <w:tc>
           <w:tcPr>
-            <w:tcW w:type="dxa" w:w="3534"/>
+            <w:tcW w:type="dxa" w:w="3550"/>
             <w:tcBorders>
               <w:top w:val="single" w:color="BFC7D5" w:sz="4"/>
               <w:left w:val="single" w:color="BFC7D5" w:sz="4"/>
@@ -8603,7 +8603,7 @@
         </w:trPr>
         <w:tc>
           <w:tcPr>
-            <w:tcW w:type="dxa" w:w="2019"/>
+            <w:tcW w:type="dxa" w:w="2015"/>
             <w:tcBorders>
               <w:top w:val="single" w:color="BFC7D5" w:sz="4"/>
               <w:left w:val="single" w:color="BFC7D5" w:sz="4"/>
@@ -8634,7 +8634,7 @@
         </w:tc>
         <w:tc>
           <w:tcPr>
-            <w:tcW w:type="dxa" w:w="1618"/>
+            <w:tcW w:type="dxa" w:w="1616"/>
             <w:tcBorders>
               <w:top w:val="single" w:color="BFC7D5" w:sz="4"/>
               <w:left w:val="single" w:color="BFC7D5" w:sz="4"/>
@@ -8665,7 +8665,7 @@
         </w:tc>
         <w:tc>
           <w:tcPr>
-            <w:tcW w:type="dxa" w:w="2575"/>
+            <w:tcW w:type="dxa" w:w="2565"/>
             <w:tcBorders>
               <w:top w:val="single" w:color="BFC7D5" w:sz="4"/>
               <w:left w:val="single" w:color="BFC7D5" w:sz="4"/>
@@ -8696,7 +8696,7 @@
         </w:tc>
         <w:tc>
           <w:tcPr>
-            <w:tcW w:type="dxa" w:w="3534"/>
+            <w:tcW w:type="dxa" w:w="3550"/>
             <w:tcBorders>
               <w:top w:val="single" w:color="BFC7D5" w:sz="4"/>
               <w:left w:val="single" w:color="BFC7D5" w:sz="4"/>
@@ -8751,7 +8751,7 @@
         </w:trPr>
         <w:tc>
           <w:tcPr>
-            <w:tcW w:type="dxa" w:w="2019"/>
+            <w:tcW w:type="dxa" w:w="2015"/>
             <w:tcBorders>
               <w:top w:val="single" w:color="BFC7D5" w:sz="4"/>
               <w:left w:val="single" w:color="BFC7D5" w:sz="4"/>
@@ -8782,7 +8782,7 @@
         </w:tc>
         <w:tc>
           <w:tcPr>
-            <w:tcW w:type="dxa" w:w="1618"/>
+            <w:tcW w:type="dxa" w:w="1616"/>
             <w:tcBorders>
               <w:top w:val="single" w:color="BFC7D5" w:sz="4"/>
               <w:left w:val="single" w:color="BFC7D5" w:sz="4"/>
@@ -8813,7 +8813,7 @@
         </w:tc>
         <w:tc>
           <w:tcPr>
-            <w:tcW w:type="dxa" w:w="2575"/>
+            <w:tcW w:type="dxa" w:w="2565"/>
             <w:tcBorders>
               <w:top w:val="single" w:color="BFC7D5" w:sz="4"/>
               <w:left w:val="single" w:color="BFC7D5" w:sz="4"/>
@@ -8844,7 +8844,7 @@
         </w:tc>
         <w:tc>
           <w:tcPr>
-            <w:tcW w:type="dxa" w:w="3534"/>
+            <w:tcW w:type="dxa" w:w="3550"/>
             <w:tcBorders>
               <w:top w:val="single" w:color="BFC7D5" w:sz="4"/>
               <w:left w:val="single" w:color="BFC7D5" w:sz="4"/>
@@ -8899,7 +8899,7 @@
         </w:trPr>
         <w:tc>
           <w:tcPr>
-            <w:tcW w:type="dxa" w:w="2019"/>
+            <w:tcW w:type="dxa" w:w="2015"/>
             <w:tcBorders>
               <w:top w:val="single" w:color="BFC7D5" w:sz="4"/>
               <w:left w:val="single" w:color="BFC7D5" w:sz="4"/>
@@ -8930,7 +8930,7 @@
         </w:tc>
         <w:tc>
           <w:tcPr>
-            <w:tcW w:type="dxa" w:w="1618"/>
+            <w:tcW w:type="dxa" w:w="1616"/>
             <w:tcBorders>
               <w:top w:val="single" w:color="BFC7D5" w:sz="4"/>
               <w:left w:val="single" w:color="BFC7D5" w:sz="4"/>
@@ -8961,7 +8961,7 @@
         </w:tc>
         <w:tc>
           <w:tcPr>
-            <w:tcW w:type="dxa" w:w="2575"/>
+            <w:tcW w:type="dxa" w:w="2565"/>
             <w:tcBorders>
               <w:top w:val="single" w:color="BFC7D5" w:sz="4"/>
               <w:left w:val="single" w:color="BFC7D5" w:sz="4"/>
@@ -8992,7 +8992,7 @@
         </w:tc>
         <w:tc>
           <w:tcPr>
-            <w:tcW w:type="dxa" w:w="3534"/>
+            <w:tcW w:type="dxa" w:w="3550"/>
             <w:tcBorders>
               <w:top w:val="single" w:color="BFC7D5" w:sz="4"/>
               <w:left w:val="single" w:color="BFC7D5" w:sz="4"/>
@@ -9030,7 +9030,7 @@
         </w:trPr>
         <w:tc>
           <w:tcPr>
-            <w:tcW w:type="dxa" w:w="2019"/>
+            <w:tcW w:type="dxa" w:w="2015"/>
             <w:tcBorders>
               <w:top w:val="single" w:color="BFC7D5" w:sz="4"/>
               <w:left w:val="single" w:color="BFC7D5" w:sz="4"/>
@@ -9061,7 +9061,7 @@
         </w:tc>
         <w:tc>
           <w:tcPr>
-            <w:tcW w:type="dxa" w:w="1618"/>
+            <w:tcW w:type="dxa" w:w="1616"/>
             <w:tcBorders>
               <w:top w:val="single" w:color="BFC7D5" w:sz="4"/>
               <w:left w:val="single" w:color="BFC7D5" w:sz="4"/>
@@ -9092,7 +9092,7 @@
         </w:tc>
         <w:tc>
           <w:tcPr>
-            <w:tcW w:type="dxa" w:w="2575"/>
+            <w:tcW w:type="dxa" w:w="2565"/>
             <w:tcBorders>
               <w:top w:val="single" w:color="BFC7D5" w:sz="4"/>
               <w:left w:val="single" w:color="BFC7D5" w:sz="4"/>
@@ -9123,7 +9123,7 @@
         </w:tc>
         <w:tc>
           <w:tcPr>
-            <w:tcW w:type="dxa" w:w="3534"/>
+            <w:tcW w:type="dxa" w:w="3550"/>
             <w:tcBorders>
               <w:top w:val="single" w:color="BFC7D5" w:sz="4"/>
               <w:left w:val="single" w:color="BFC7D5" w:sz="4"/>
@@ -9169,7 +9169,7 @@
         </w:trPr>
         <w:tc>
           <w:tcPr>
-            <w:tcW w:type="dxa" w:w="2019"/>
+            <w:tcW w:type="dxa" w:w="2015"/>
             <w:tcBorders>
               <w:top w:val="single" w:color="BFC7D5" w:sz="4"/>
               <w:left w:val="single" w:color="BFC7D5" w:sz="4"/>
@@ -9200,7 +9200,7 @@
         </w:tc>
         <w:tc>
           <w:tcPr>
-            <w:tcW w:type="dxa" w:w="1618"/>
+            <w:tcW w:type="dxa" w:w="1616"/>
             <w:tcBorders>
               <w:top w:val="single" w:color="BFC7D5" w:sz="4"/>
               <w:left w:val="single" w:color="BFC7D5" w:sz="4"/>
@@ -9231,7 +9231,7 @@
         </w:tc>
         <w:tc>
           <w:tcPr>
-            <w:tcW w:type="dxa" w:w="2575"/>
+            <w:tcW w:type="dxa" w:w="2565"/>
             <w:tcBorders>
               <w:top w:val="single" w:color="BFC7D5" w:sz="4"/>
               <w:left w:val="single" w:color="BFC7D5" w:sz="4"/>
@@ -9262,7 +9262,7 @@
         </w:tc>
         <w:tc>
           <w:tcPr>
-            <w:tcW w:type="dxa" w:w="3534"/>
+            <w:tcW w:type="dxa" w:w="3550"/>
             <w:tcBorders>
               <w:top w:val="single" w:color="BFC7D5" w:sz="4"/>
               <w:left w:val="single" w:color="BFC7D5" w:sz="4"/>
@@ -9300,7 +9300,7 @@
         </w:trPr>
         <w:tc>
           <w:tcPr>
-            <w:tcW w:type="dxa" w:w="2019"/>
+            <w:tcW w:type="dxa" w:w="2015"/>
             <w:tcBorders>
               <w:top w:val="single" w:color="BFC7D5" w:sz="4"/>
               <w:left w:val="single" w:color="BFC7D5" w:sz="4"/>
@@ -9331,7 +9331,7 @@
         </w:tc>
         <w:tc>
           <w:tcPr>
-            <w:tcW w:type="dxa" w:w="1618"/>
+            <w:tcW w:type="dxa" w:w="1616"/>
             <w:tcBorders>
               <w:top w:val="single" w:color="BFC7D5" w:sz="4"/>
               <w:left w:val="single" w:color="BFC7D5" w:sz="4"/>
@@ -9362,7 +9362,7 @@
         </w:tc>
         <w:tc>
           <w:tcPr>
-            <w:tcW w:type="dxa" w:w="2575"/>
+            <w:tcW w:type="dxa" w:w="2565"/>
             <w:tcBorders>
               <w:top w:val="single" w:color="BFC7D5" w:sz="4"/>
               <w:left w:val="single" w:color="BFC7D5" w:sz="4"/>
@@ -9393,7 +9393,7 @@
         </w:tc>
         <w:tc>
           <w:tcPr>
-            <w:tcW w:type="dxa" w:w="3534"/>
+            <w:tcW w:type="dxa" w:w="3550"/>
             <w:tcBorders>
               <w:top w:val="single" w:color="BFC7D5" w:sz="4"/>
               <w:left w:val="single" w:color="BFC7D5" w:sz="4"/>
@@ -9439,7 +9439,7 @@
         </w:trPr>
         <w:tc>
           <w:tcPr>
-            <w:tcW w:type="dxa" w:w="2019"/>
+            <w:tcW w:type="dxa" w:w="2015"/>
             <w:tcBorders>
               <w:top w:val="single" w:color="BFC7D5" w:sz="4"/>
               <w:left w:val="single" w:color="BFC7D5" w:sz="4"/>
@@ -9470,7 +9470,7 @@
         </w:tc>
         <w:tc>
           <w:tcPr>
-            <w:tcW w:type="dxa" w:w="1618"/>
+            <w:tcW w:type="dxa" w:w="1616"/>
             <w:tcBorders>
               <w:top w:val="single" w:color="BFC7D5" w:sz="4"/>
               <w:left w:val="single" w:color="BFC7D5" w:sz="4"/>
@@ -9501,38 +9501,38 @@
         </w:tc>
         <w:tc>
           <w:tcPr>
-            <w:tcW w:type="dxa" w:w="2575"/>
-            <w:tcBorders>
-              <w:top w:val="single" w:color="BFC7D5" w:sz="4"/>
-              <w:left w:val="single" w:color="BFC7D5" w:sz="4"/>
-              <w:bottom w:val="single" w:color="BFC7D5" w:sz="4"/>
-              <w:right w:val="single" w:color="BFC7D5" w:sz="4"/>
-            </w:tcBorders>
-            <w:shd w:fill="FFFFFF" w:color="auto" w:val="clear"/>
-            <w:tcMar>
-              <w:top w:type="dxa" w:w="50"/>
-              <w:left w:type="dxa" w:w="80"/>
-              <w:bottom w:type="dxa" w:w="50"/>
-              <w:right w:type="dxa" w:w="80"/>
-            </w:tcMar>
-          </w:tcPr>
-          <w:p>
-            <w:pPr>
-              <w:spacing w:after="0" w:line="252"/>
-            </w:pPr>
-            <w:r>
-              <w:rPr>
-                <w:rFonts w:ascii="Arial" w:cs="Arial" w:eastAsia="Arial" w:hAnsi="Arial"/>
-                <w:sz w:val="16"/>
-                <w:szCs w:val="16"/>
-              </w:rPr>
-              <w:t xml:space="preserve">"Every later change is in the deviation log; none changed the model, features, selection or test. One pre-registered check, a 10 bp spot-fee scenario, was not run."</w:t>
-            </w:r>
-          </w:p>
-        </w:tc>
-        <w:tc>
-          <w:tcPr>
-            <w:tcW w:type="dxa" w:w="3534"/>
+            <w:tcW w:type="dxa" w:w="2565"/>
+            <w:tcBorders>
+              <w:top w:val="single" w:color="BFC7D5" w:sz="4"/>
+              <w:left w:val="single" w:color="BFC7D5" w:sz="4"/>
+              <w:bottom w:val="single" w:color="BFC7D5" w:sz="4"/>
+              <w:right w:val="single" w:color="BFC7D5" w:sz="4"/>
+            </w:tcBorders>
+            <w:shd w:fill="FFFFFF" w:color="auto" w:val="clear"/>
+            <w:tcMar>
+              <w:top w:type="dxa" w:w="50"/>
+              <w:left w:type="dxa" w:w="80"/>
+              <w:bottom w:type="dxa" w:w="50"/>
+              <w:right w:type="dxa" w:w="80"/>
+            </w:tcMar>
+          </w:tcPr>
+          <w:p>
+            <w:pPr>
+              <w:spacing w:after="0" w:line="252"/>
+            </w:pPr>
+            <w:r>
+              <w:rPr>
+                <w:rFonts w:ascii="Arial" w:cs="Arial" w:eastAsia="Arial" w:hAnsi="Arial"/>
+                <w:sz w:val="16"/>
+                <w:szCs w:val="16"/>
+              </w:rPr>
+              <w:t xml:space="preserve">"Every later change is in the deviation log; none changed the model, features, selection or test. One pre-registered check, a 10 bp spot-fee scenario, was run late (7 Oct 2026) by re-pricing the frozen positions: net Sharpe −9.86."</w:t>
+            </w:r>
+          </w:p>
+        </w:tc>
+        <w:tc>
+          <w:tcPr>
+            <w:tcW w:type="dxa" w:w="3550"/>
             <w:tcBorders>
               <w:top w:val="single" w:color="BFC7D5" w:sz="4"/>
               <w:left w:val="single" w:color="BFC7D5" w:sz="4"/>
@@ -9566,15 +9566,7 @@
                 <w:sz w:val="14"/>
                 <w:szCs w:val="14"/>
               </w:rPr>
-              <w:t xml:space="preserve">FEE_SPOT_TAKER</w:t>
-            </w:r>
-            <w:r>
-              <w:rPr>
-                <w:rFonts w:ascii="Arial" w:cs="Arial" w:eastAsia="Arial" w:hAnsi="Arial"/>
-                <w:sz w:val="16"/>
-                <w:szCs w:val="16"/>
-              </w:rPr>
-              <w:t xml:space="preserve"> unused</w:t>
+              <w:t xml:space="preserve">robustness_spot_fee_check.csv</w:t>
             </w:r>
           </w:p>
         </w:tc>
@@ -16774,7 +16766,7 @@
                 <w:sz w:val="16"/>
                 <w:szCs w:val="16"/>
               </w:rPr>
-              <w:t xml:space="preserve">"A 13-module pandas pipeline over 4.8M rows with 25 tests."</w:t>
+              <w:t xml:space="preserve">"A 13-module pandas pipeline over 4.8M rows with 26 tests."</w:t>
             </w:r>
           </w:p>
         </w:tc>
@@ -20705,7 +20697,7 @@
         <w:rPr>
           <w:rFonts w:ascii="Arial" w:cs="Arial" w:eastAsia="Arial" w:hAnsi="Arial"/>
         </w:rPr>
-        <w:t xml:space="preserve"> The market module is. It is complete, reproducible from public data, internally consistent, and every headline number traces to code and a saved output (25/25 tests pass). The credit module is presentable </w:t>
+        <w:t xml:space="preserve"> The market module is. It is complete, reproducible from public data, internally consistent, and every headline number traces to code and a saved output (26/26 tests pass after the completion pass). The credit module is presentable </w:t>
       </w:r>
       <w:r>
         <w:rPr>
@@ -20873,7 +20865,7 @@
         <w:rPr>
           <w:rFonts w:ascii="Arial" w:cs="Arial" w:eastAsia="Arial" w:hAnsi="Arial"/>
         </w:rPr>
-        <w:t xml:space="preserve">One venue, two correlated assets; strong feature drift; a pre-registered spot-fee check not run.</w:t>
+        <w:t xml:space="preserve">One venue, two correlated assets; strong feature drift; a pre-registered spot-fee check that was only run late (it made the loss worse: net Sharpe −9.86).</w:t>
       </w:r>
     </w:p>
     <w:p>
